--- a/technical_protection_of_information/практики/1/2026/Документы/4. Приказ о порядке обеспечения защиты конфиденциальной информации.docx
+++ b/technical_protection_of_information/практики/1/2026/Документы/4. Приказ о порядке обеспечения защиты конфиденциальной информации.docx
@@ -184,7 +184,7 @@
           <w:i w:val="0"/>
           <w:sz w:val="28"/>
         </w:rPr>
-        <w:t>3. Назначить ответственным за организацию технической защиты конфиденциальной информации технического специалиста Ковалев Данил Петрович.</w:t>
+        <w:t>3. Назначить ответственным за организацию технической защиты конфиденциальной информации технического специалиста Ковалева Данила Петровича.</w:t>
       </w:r>
     </w:p>
     <w:p>
